--- a/Session 3 - Build & Ship a Reusable Workflow/Participant Guide.docx
+++ b/Session 3 - Build & Ship a Reusable Workflow/Participant Guide.docx
@@ -847,7 +847,7 @@
           <w:color w:val="101110"/>
           <w:sz w:val="22"/>
         </w:rPr>
-        <w:t xml:space="preserve"> recurring data. See the </w:t>
+        <w:t xml:space="preserve"> recurring data — or on one of the ready‑made scenarios if you'd rather not use your own. Everything is in the top‑level </w:t>
       </w:r>
       <w:r>
         <w:rPr>
@@ -856,7 +856,7 @@
           <w:color w:val="101110"/>
           <w:sz w:val="22"/>
         </w:rPr>
-        <w:t>Capstone Brief</w:t>
+        <w:t>Capstone</w:t>
       </w:r>
       <w:r>
         <w:rPr>
@@ -864,7 +864,41 @@
           <w:color w:val="101110"/>
           <w:sz w:val="22"/>
         </w:rPr>
-        <w:t xml:space="preserve"> in this folder for what to build and how it's assessed.</w:t>
+        <w:t xml:space="preserve"> folder: the Brief (what/when/how), </w:t>
+      </w:r>
+      <w:r>
+        <w:rPr>
+          <w:rFonts w:ascii="Calibri" w:hAnsi="Calibri"/>
+          <w:b/>
+          <w:color w:val="101110"/>
+          <w:sz w:val="22"/>
+        </w:rPr>
+        <w:t>Sample Scenarios</w:t>
+      </w:r>
+      <w:r>
+        <w:rPr>
+          <w:rFonts w:ascii="Calibri" w:hAnsi="Calibri"/>
+          <w:color w:val="101110"/>
+          <w:sz w:val="22"/>
+        </w:rPr>
+        <w:t xml:space="preserve"> with data, and a </w:t>
+      </w:r>
+      <w:r>
+        <w:rPr>
+          <w:rFonts w:ascii="Calibri" w:hAnsi="Calibri"/>
+          <w:b/>
+          <w:color w:val="101110"/>
+          <w:sz w:val="22"/>
+        </w:rPr>
+        <w:t>Definition of Done</w:t>
+      </w:r>
+      <w:r>
+        <w:rPr>
+          <w:rFonts w:ascii="Calibri" w:hAnsi="Calibri"/>
+          <w:color w:val="101110"/>
+          <w:sz w:val="22"/>
+        </w:rPr>
+        <w:t>.</w:t>
       </w:r>
     </w:p>
     <w:p>

--- a/Session 3 - Build & Ship a Reusable Workflow/Participant Guide.docx
+++ b/Session 3 - Build & Ship a Reusable Workflow/Participant Guide.docx
@@ -817,7 +817,7 @@
           <w:color w:val="101110"/>
           <w:sz w:val="30"/>
         </w:rPr>
-        <w:t>Then: start your capstone</w:t>
+        <w:t>Optional: build a capstone</w:t>
       </w:r>
     </w:p>
     <w:p>
@@ -830,7 +830,7 @@
           <w:color w:val="101110"/>
           <w:sz w:val="22"/>
         </w:rPr>
-        <w:t xml:space="preserve">Same pattern on </w:t>
+        <w:t xml:space="preserve">Want to lock all this in? On your own time, build this same kind of workflow as an </w:t>
       </w:r>
       <w:r>
         <w:rPr>
@@ -839,7 +839,7 @@
           <w:color w:val="101110"/>
           <w:sz w:val="22"/>
         </w:rPr>
-        <w:t>your own</w:t>
+        <w:t>optional</w:t>
       </w:r>
       <w:r>
         <w:rPr>
@@ -847,7 +847,7 @@
           <w:color w:val="101110"/>
           <w:sz w:val="22"/>
         </w:rPr>
-        <w:t xml:space="preserve"> recurring data — or on one of the ready‑made scenarios if you'd rather not use your own. Everything is in the top‑level </w:t>
+        <w:t xml:space="preserve"> capstone — on your own data, or on one of the ready‑made scenarios if you'd rather not use your own. There's nothing to submit and no deadline; it's yours. Everything's in the top‑level </w:t>
       </w:r>
       <w:r>
         <w:rPr>
@@ -864,7 +864,7 @@
           <w:color w:val="101110"/>
           <w:sz w:val="22"/>
         </w:rPr>
-        <w:t xml:space="preserve"> folder: the Brief (what/when/how), </w:t>
+        <w:t xml:space="preserve"> folder: the Brief, </w:t>
       </w:r>
       <w:r>
         <w:rPr>
@@ -898,7 +898,7 @@
           <w:color w:val="101110"/>
           <w:sz w:val="22"/>
         </w:rPr>
-        <w:t>.</w:t>
+        <w:t xml:space="preserve"> self‑check.</w:t>
       </w:r>
     </w:p>
     <w:p>
